--- a/Бизнес план Солодухин Арсений Романович.docx
+++ b/Бизнес план Солодухин Арсений Романович.docx
@@ -1794,7 +1794,7 @@
           <w:sz w:val="28"/>
           <w:szCs w:val="28"/>
         </w:rPr>
-        <w:t xml:space="preserve">2.1 Услуги по профессиональной уборке квартир, домов и помещений для частных и юридических лиц. Выполнение работ осуществляется с применением профессионального оборудования (моющий экстрактор, пароочиститель, промышленный пылесос) и специализированной химии для безопасной обработки всех типов поверхностей.</w:t>
+        <w:t xml:space="preserve">2.1 Направление деятельности — оказание услуг профессиональной уборки помещений для физических и юридических лиц в г. Рязани и Рязанской области. Все работы выполняются с выездом к заказчику. Парк инструмента включает моющий экстрактор для глубокой чистки, парогенератор, промышленный пылесос для сухой и влажной уборки, а также специализированную бытовую химию, подбираемую под тип поверхности и характер загрязнения.</w:t>
       </w:r>
     </w:p>
     <w:p>
@@ -2456,7 +2456,7 @@
           <w:sz w:val="28"/>
           <w:szCs w:val="28"/>
         </w:rPr>
-        <w:t xml:space="preserve">В перечень услуг входят: 1) Генеральная уборка — глубокая мойка всех поверхностей, чистка сантехники, мытьё окон, обеспыливание мебели, пылесос ковровых покрытий с использованием моющего экстрактора. 2) Уборка после ремонта — удаление строительной пыли, остатков клея, краски, затирки и шпатлёвки с применением парогенератора Karcher SG 4/4, мытьё окон и подоконников, обеспыливание стен и потолков. 3) Поддерживающая уборка — стандартная еженедельная или регулярная уборка квартир для постоянных клиентов. 4) Мытьё окон и остекления — профессиональный комплект Unger ErgoTec для безразводной мойки оконных блоков и балконов до 4-х единиц. 5) Химчистка мебели и ковров — обработка моющим экстрактором Santoemma с пеной и щёлочной химией CHEMSPEC, возможна обработка озонатором для устранения запахов.</w:t>
+        <w:t xml:space="preserve">Перечень оказываемых услуг включает пять направлений. Генеральная уборка предполагает глубокую мойку всех поверхностей, чистку сантехники, мытьё окон, обеспыливание мебели и обработку напольных покрытий моющим экстрактором. Уборка после ремонта рассчитана на удаление строительной пыли, остатков клея, краски, затирки и шпатлёвки с использованием парогенератора и промышленного пылесоса; включает мойку оконных блоков и подоконников, обеспыливание стен и потолков. Поддерживающая уборка — регулярная (еженедельная или раз в две недели) уборка квартир для постоянных клиентов. Мытьё окон и остекления выполняется профессиональным комплектом для безразводной мойки и охватывает до четырёх оконных блоков либо балкон. Химчистка мягкой мебели и ковров производится моющим экстрактором с пенной обработкой и щелочной химией; при необходимости — обработка озонатором для нейтрализации запахов.</w:t>
       </w:r>
     </w:p>
     <w:p>
@@ -2476,7 +2476,7 @@
           <w:szCs w:val="28"/>
           <w:lang w:val="en-US"/>
         </w:rPr>
-        <w:t xml:space="preserve">2.2 Целевая аудитория: Основная аудитория — физические лица (владельцы квартир в новостройках после ремонта, собственники на вторичном рынке, заказывающие генеральную и поддерживающую уборку). Дополнительный сегмент — небольшие коммерческие помещения (офисы, магазины, парикмахерские) для регулярной уборки по договору.</w:t>
+        <w:t xml:space="preserve">2.2 Целевая аудитория проекта объединяет два основных сегмента. Базовый сегмент — частные клиенты: владельцы квартир в новостройках, заказывающие уборку после ремонта; собственники жилья на вторичном рынке, обращающиеся за генеральной и регулярной уборкой; а также семьи с детьми, для которых важна безопасная профессиональная химия и качественная чистка мягкой мебели и ковров. Дополнительный сегмент — небольшие коммерческие помещения (офисы, магазины и салоны), заинтересованные в регулярной уборке по договору. Со временем планируется наращивание доли постоянных клиентов на поддерживающей уборке.</w:t>
       </w:r>
     </w:p>
     <w:p>
@@ -2493,7 +2493,6 @@
           <w:rFonts w:ascii="Times New Roman" w:hAnsi="Times New Roman"/>
           <w:sz w:val="28"/>
           <w:szCs w:val="28"/>
-          <w:b/>
         </w:rPr>
         <w:t xml:space="preserve">2.3. Конкурентная среда, конкурентная позиция бизнеса.</w:t>
       </w:r>
@@ -2512,9 +2511,8 @@
           <w:rFonts w:ascii="Times New Roman" w:hAnsi="Times New Roman"/>
           <w:sz w:val="28"/>
           <w:szCs w:val="28"/>
-          <w:b/>
         </w:rPr>
-        <w:t xml:space="preserve">Анализ объявлений на Авито в категории «Уборка квартир и помещений» по г. Рязани (выборка более 120 активных предложений на май 2026 г.) показал, что рынок работает в трёх ценовых сегментах.</w:t>
+        <w:t xml:space="preserve">Анализ Авито показал, что в Рязани услуги уборки квартир и помещений предлагают исполнители трёх типов, существенно различающихся по цене и подходу к работе.</w:t>
       </w:r>
     </w:p>
     <w:p>
@@ -2531,9 +2529,8 @@
           <w:rFonts w:ascii="Times New Roman" w:hAnsi="Times New Roman"/>
           <w:sz w:val="28"/>
           <w:szCs w:val="28"/>
-          <w:b/>
         </w:rPr>
-        <w:t xml:space="preserve">Крупные клининговые компании ставят генеральную уборку 1-2 комнатной квартиры за 6 000–10 000 руб. и уборку после ремонта от 12 000–18 000 руб. Это премиальный сегмент: договор от юридического лица, гарантия, бригада из 2–3 человек. Слабая сторона — высокая итоговая стоимость работ за счёт офисных накладных и очередь до 7–14 дней в пиковые месяцы.</w:t>
+        <w:t xml:space="preserve">Первый тип — клининговые компании с офисом и штатом сотрудников. Стоимость генеральной уборки квартиры 1–2 комнат у них находится в диапазоне 6 000–10 000 руб., уборки после ремонта — от 12 000 до 18 000 руб. Сильная сторона таких компаний — возможность работать с юридическими лицами по безналу и выезд бригады из нескольких человек. Слабая — высокий чек за счёт содержания офиса и постоянного штата, а также длительное ожидание свободной даты в пиковые месяцы (1–2 недели).</w:t>
       </w:r>
     </w:p>
     <w:p>
@@ -2550,9 +2547,8 @@
           <w:rFonts w:ascii="Times New Roman" w:hAnsi="Times New Roman"/>
           <w:sz w:val="28"/>
           <w:szCs w:val="28"/>
-          <w:b/>
         </w:rPr>
-        <w:t xml:space="preserve">Частники без профессионального оборудования занимают около 50% объявлений Авито, цена уборки от 120 руб. за кв.м (без фиксированной стоимости). Слабая сторона — отсутствие профессионального инструмента (бытовые пылесосы и средства из супермаркета), отсутствие парогенератора и экстрактора, без официального чека и письменной гарантии. Для уборки после строительства такие исполнители чаще всего непригодны.</w:t>
+        <w:t xml:space="preserve">Второй тип — самозанятые и частные исполнители с бытовым инвентарём. На них приходится примерно половина объявлений в категории; цены, как правило, считаются за квадратный метр и стартуют от 120 руб./кв.м, без фиксированной стоимости заказа. Сильная сторона — низкая цена. Слабые: бытовое оборудование вместо профессионального (обычные пылесосы, моющие средства из розничной сети), отсутствие парогенератора и моющего экстрактора, нет официального чека и договора. Для задач после ремонта или химчистки мебели такие исполнители, как правило, не подходят.</w:t>
       </w:r>
     </w:p>
     <w:p>
@@ -2569,9 +2565,8 @@
           <w:rFonts w:ascii="Times New Roman" w:hAnsi="Times New Roman"/>
           <w:sz w:val="28"/>
           <w:szCs w:val="28"/>
-          <w:b/>
         </w:rPr>
-        <w:t xml:space="preserve">Частные мастера-самозанятые с полным комплектом профессионального оборудования — целевой сегмент проекта. Цена генеральной уборки в этом сегменте 4 500–6 500 руб., после ремонта — 10 000–15 000 руб., медиана работы соответствует ценам проекта.</w:t>
+        <w:t xml:space="preserve">Третий тип — самозанятые мастера, которые работают с полноценным профессиональным оборудованием. Это и есть рыночная ниша проекта. Стоимость генеральной уборки в этом сегменте — 4 500–6 500 руб., после ремонта — 10 000–15 000 руб. Цены проекта установлены по медиане сегмента.</w:t>
       </w:r>
     </w:p>
     <w:p>
@@ -2588,9 +2583,8 @@
           <w:rFonts w:ascii="Times New Roman" w:hAnsi="Times New Roman"/>
           <w:sz w:val="28"/>
           <w:szCs w:val="28"/>
-          <w:b/>
         </w:rPr>
-        <w:t xml:space="preserve">Конкурентная позиция проекта. Цены на уровне медианы профессионального сегмента. Ключевые преимущества: профессиональный моющий экстрактор и пароочиститель с фотоотчётом клиенту, промышленный пылесос для мокрой и сухой уборки, профессиональная щёлочная химия, официальный чек самозанятого, договор на каждую работу, письменная гарантия результата. Это позволяет занять позицию «премиум за цену середины рынка» без перехода в дорогой сегмент. Полный сравнительный анализ цен ключевых конкурентов — в Приложении 2.</w:t>
+        <w:t xml:space="preserve">Позиционирование проекта строится на сочетании трёх элементов: профессиональный инвентарь (моющий экстрактор, парогенератор, промышленный пылесос для сухой и влажной уборки, средства для мытья окон без разводов, специализированная химия для разных типов поверхностей); работа в режиме самозанятого с официальным чеком и договором на каждую услугу; цена на уровне середины рынка, а не премиального сегмента. Такая комбинация даёт клиенту качество, сопоставимое с крупным клинингом, при стоимости частного мастера. Подробное сравнение цен и предложений по конкурентам — в Приложении 2.</w:t>
       </w:r>
     </w:p>
     <w:p>
@@ -14935,7 +14929,7 @@
           <w:sz w:val="28"/>
           <w:szCs w:val="28"/>
         </w:rPr>
-        <w:t xml:space="preserve">Выручка в первый месяц (май) отсутствует — этот период посвящён закупке оборудования, оформлению самозанятости и размещению объявлений на Авито. Со второго месяца начинается активная работа: летнее плато июнь-август (8-14 заказов) — генеральные и после ремонта. Осенью заказов больше: пик сдачи новостроек, предновогодний период (ноябрь-декабрь) — генеральные перед праздниками. Январь — глубокий спад (3 заказа, праздники), февраль — оживание. С марта весенний пик (мойка окон после зимы, генеральные перед дачным сезоном).</w:t>
+        <w:t xml:space="preserve">Первый месяц проекта (май) выручки не приносит: он отведён под закупку оборудования и расходных материалов, оформление статуса самозанятого и подготовку рекламных размещений на Авито. С июня начинается основная операционная деятельность. Летние месяцы (июнь–август) формируют ровное плато из 8–14 заказов в месяц — преимущественно генеральные уборки и работы после ремонта. Осенью спрос растёт: в этот период массово сдаются новостройки, а ноябрь и декабрь традиционно дают предновогодний пик генеральных уборок. Январь — самый слабый месяц года: длительные праздники снижают активность до 3 заказов. С февраля рынок постепенно оживает, а март–апрель приносят весенний всплеск, связанный с мойкой окон после зимы и подготовкой жилья к дачному сезону.</w:t>
       </w:r>
     </w:p>
     <w:p>
@@ -22646,7 +22640,7 @@
           <w:sz w:val="28"/>
           <w:szCs w:val="28"/>
         </w:rPr>
-        <w:t xml:space="preserve">В первый месяц (май) расходы составляют 369 000 руб. — это закупка всего необходимого оборудования и химии. Расходы полностью покрываются средствами социального контракта (350 000 руб.) и собственными вложениями (19 000 руб.), кассового разрыва нет. Со второго месяца расходные материалы (профессиональная химия, расходники) и транспорт растут пропорционально количеству заказов, налог НПД 4% уплачивается по факту выручки. Реклама плавающая по сезону: летом 1 500 руб., в предсезонье и предновогодний пик до 4 500 руб.</w:t>
+        <w:t xml:space="preserve">Расходная часть первого месяца составляет 369 000 руб. и связана с закупкой оборудования и стартового запаса профессиональной химии. Эта сумма полностью закрывается средствами социального контракта (350 000 руб.) и собственными вложениями (19 000 руб.), кассовый разрыв при старте отсутствует. Начиная со второго месяца расходы носят преимущественно переменный характер: затраты на химию и расходные материалы, а также транспортные расходы пропорциональны количеству выполненных заказов. Налог НПД по ставке 4% уплачивается по факту полученной выручки. Расходы на рекламу зависят от сезона: летом достаточно базового продвижения (около 1 500 руб.), в предсезонье и в предновогодний период объём продвижения увеличивается до 4 500 руб.</w:t>
       </w:r>
     </w:p>
     <w:p>

--- a/Бизнес план Солодухин Арсений Романович.docx
+++ b/Бизнес план Солодухин Арсений Романович.docx
@@ -914,58 +914,7 @@
           <w:szCs w:val="28"/>
           <w:lang w:val="en-US"/>
         </w:rPr>
-        <w:t xml:space="preserve">1.2. </w:t>
-      </w:r>
-      <w:r>
-        <w:rPr>
-          <w:rFonts w:ascii="Times New Roman" w:hAnsi="Times New Roman"/>
-          <w:sz w:val="28"/>
-          <w:szCs w:val="28"/>
-        </w:rPr>
-        <w:t>Дата</w:t>
-      </w:r>
-      <w:r>
-        <w:rPr>
-          <w:rFonts w:ascii="Times New Roman" w:hAnsi="Times New Roman"/>
-          <w:sz w:val="28"/>
-          <w:szCs w:val="28"/>
-          <w:lang w:val="en-US"/>
-        </w:rPr>
-        <w:t xml:space="preserve"> </w:t>
-      </w:r>
-      <w:r>
-        <w:rPr>
-          <w:rFonts w:ascii="Times New Roman" w:hAnsi="Times New Roman"/>
-          <w:sz w:val="28"/>
-          <w:szCs w:val="28"/>
-        </w:rPr>
-        <w:t xml:space="preserve">рождения</w:t>
-      </w:r>
-      <w:r>
-        <w:rPr>
-          <w:rFonts w:ascii="Times New Roman" w:hAnsi="Times New Roman"/>
-          <w:sz w:val="28"/>
-          <w:szCs w:val="28"/>
-          <w:lang w:val="en-US"/>
-        </w:rPr>
-        <w:t xml:space="preserve">: 14.04.2003 г.р. </w:t>
-      </w:r>
-      <w:r>
-        <w:rPr>
-          <w:rFonts w:ascii="Times New Roman" w:hAnsi="Times New Roman"/>
-          <w:sz w:val="28"/>
-          <w:szCs w:val="28"/>
-        </w:rPr>
-        <w:t>г</w:t>
-      </w:r>
-      <w:r>
-        <w:rPr>
-          <w:rFonts w:ascii="Times New Roman" w:hAnsi="Times New Roman"/>
-          <w:sz w:val="28"/>
-          <w:szCs w:val="28"/>
-          <w:lang w:val="en-US"/>
-        </w:rPr>
-        <w:t xml:space="preserve">.</w:t>
+        <w:t xml:space="preserve">1.2. Дата рождения: 14.04.2003 г.</w:t>
       </w:r>
     </w:p>
     <w:p>
@@ -2640,24 +2589,7 @@
           <w:sz w:val="28"/>
           <w:szCs w:val="28"/>
         </w:rPr>
-        <w:lastRenderedPageBreak/>
-        <w:t xml:space="preserve">2.8. </w:t>
-      </w:r>
-      <w:r>
-        <w:rPr>
-          <w:rFonts w:ascii="Times New Roman" w:hAnsi="Times New Roman"/>
-          <w:sz w:val="28"/>
-          <w:szCs w:val="28"/>
-        </w:rPr>
-        <w:t xml:space="preserve">Продвижение. </w:t>
-      </w:r>
-      <w:r>
-        <w:rPr>
-          <w:rFonts w:ascii="Times New Roman" w:hAnsi="Times New Roman"/>
-          <w:sz w:val="28"/>
-          <w:szCs w:val="28"/>
-        </w:rPr>
-        <w:t xml:space="preserve">Создание привлекательных объявлений на Авито с использованием платных пакетов продвижения для выхода в топ выдачи. Публикация портфолио выполненных работ (чистый монтаж, аккуратные штробы) в социальных сетях. Формирование программы лояльности (скидка на последующее обслуживание за оставленный отзыв).</w:t>
+        <w:t xml:space="preserve">2.8. Продвижение. Размещение объявлений на Авито с использованием платных пакетов продвижения для попадания в топ выдачи. Публикация фотоотчётов «до/после» (отмытые окна, очищенные ковры, квартиры после ремонта) в социальных сетях. Программа лояльности — скидка на следующую уборку за оставленный отзыв с фото.</w:t>
       </w:r>
     </w:p>
     <w:p>
@@ -2706,81 +2638,25 @@
           <w:sz w:val="28"/>
           <w:szCs w:val="28"/>
         </w:rPr>
-        <w:t xml:space="preserve">3.1. </w:t>
+        <w:t xml:space="preserve">3.1. Режим работы: с 09:00 до 20:00 без выходных. Выезд на объекты осуществляется по предварительной договорённости с заказчиком.</w:t>
       </w:r>
+    </w:p>
+    <w:p>
+      <w:pPr>
+        <w:jc w:val="both"/>
+        <w:rPr>
+          <w:rFonts w:ascii="Times New Roman" w:hAnsi="Times New Roman"/>
+          <w:sz w:val="28"/>
+          <w:szCs w:val="28"/>
+        </w:rPr>
+      </w:pPr>
       <w:r>
         <w:rPr>
           <w:rFonts w:ascii="Times New Roman" w:hAnsi="Times New Roman"/>
           <w:sz w:val="28"/>
           <w:szCs w:val="28"/>
         </w:rPr>
-        <w:t xml:space="preserve">с 09:00 до 20:00 без выходных.</w:t>
-      </w:r>
-      <w:r>
-        <w:rPr>
-          <w:rFonts w:ascii="Times New Roman" w:hAnsi="Times New Roman"/>
-          <w:sz w:val="28"/>
-          <w:szCs w:val="28"/>
-        </w:rPr>
-        <w:t>. Выезд на объекты осуществляется по предварительной договоренности с заказчиком.</w:t>
-      </w:r>
-    </w:p>
-    <w:p>
-      <w:pPr>
-        <w:jc w:val="both"/>
-        <w:rPr>
-          <w:rFonts w:ascii="Times New Roman" w:hAnsi="Times New Roman"/>
-          <w:sz w:val="28"/>
-          <w:szCs w:val="28"/>
-        </w:rPr>
-      </w:pPr>
-      <w:r>
-        <w:rPr>
-          <w:rFonts w:ascii="Times New Roman" w:hAnsi="Times New Roman"/>
-          <w:sz w:val="28"/>
-          <w:szCs w:val="28"/>
-        </w:rPr>
-        <w:t xml:space="preserve">3.2. </w:t>
-      </w:r>
-      <w:r>
-        <w:rPr>
-          <w:rFonts w:ascii="Times New Roman" w:hAnsi="Times New Roman"/>
-          <w:sz w:val="28"/>
-          <w:szCs w:val="28"/>
-        </w:rPr>
-        <w:t>Штатное расписание</w:t>
-      </w:r>
-      <w:r>
-        <w:rPr>
-          <w:rFonts w:ascii="Times New Roman" w:hAnsi="Times New Roman"/>
-          <w:sz w:val="28"/>
-          <w:szCs w:val="28"/>
-        </w:rPr>
-        <w:t xml:space="preserve">:</w:t>
-      </w:r>
-      <w:r>
-        <w:rPr>
-          <w:rFonts w:ascii="Times New Roman" w:hAnsi="Times New Roman"/>
-          <w:sz w:val="28"/>
-          <w:szCs w:val="28"/>
-        </w:rPr>
-        <w:t xml:space="preserve"> </w:t>
-      </w:r>
-      <w:r>
-        <w:rPr>
-          <w:rFonts w:ascii="Times New Roman" w:hAnsi="Times New Roman"/>
-          <w:sz w:val="28"/>
-          <w:szCs w:val="28"/>
-        </w:rPr>
-        <w:t xml:space="preserve">Дополнительные сотрудники не требуются.</w:t>
-      </w:r>
-      <w:r>
-        <w:rPr>
-          <w:rFonts w:ascii="Times New Roman" w:hAnsi="Times New Roman"/>
-          <w:sz w:val="28"/>
-          <w:szCs w:val="28"/>
-        </w:rPr>
-        <w:t>.</w:t>
+        <w:t xml:space="preserve">3.2. Штатное расписание: дополнительные сотрудники не требуются.</w:t>
       </w:r>
     </w:p>
     <w:p>
@@ -6893,15 +6769,7 @@
           <w:sz w:val="28"/>
           <w:szCs w:val="28"/>
         </w:rPr>
-        <w:t xml:space="preserve">В течение одного месяца с момента поступления денежных средств в рамках социального контракта проводится закупка полного спектра необходимого оборудования и инвентаря. Порядок закупки: </w:t>
-      </w:r>
-      <w:r>
-        <w:rPr>
-          <w:rFonts w:ascii="Times New Roman" w:hAnsi="Times New Roman"/>
-          <w:sz w:val="28"/>
-          <w:szCs w:val="28"/>
-        </w:rPr>
-        <w:t xml:space="preserve">Первоочередно закупается основное оборудование (вакуумный насос, коллектор, перфоратор, дрель-шуруповерт, мойка с парогенератором, строительный пылесос, коронка алмазная), необходимое для старта работы. Затем — вспомогательный инструмент и СИЗ (костюм, кровельщик-2, лестница), а также расходные материалы (фреон, химия, метизы).</w:t>
+        <w:t xml:space="preserve">В течение одного месяца с момента поступления средств социального контракта проводится закупка всего необходимого оборудования и инвентаря. В первую очередь приобретается дорогостоящее основное оборудование, обеспечивающее старт работы: моющий экстрактор, парогенератор и промышленный пылесос для сухой и влажной уборки. Параллельно закупаются озонатор, комплект для мытья окон и стартовый набор профессиональной химии. В завершение — расходный инвентарь, спецодежда и стремянка. Закупка товара поэтапная, под фактическую потребность каждого этапа работ.</w:t>
       </w:r>
     </w:p>
     <w:p>
@@ -14929,7 +14797,7 @@
           <w:sz w:val="28"/>
           <w:szCs w:val="28"/>
         </w:rPr>
-        <w:t xml:space="preserve">Первый месяц проекта (май) выручки не приносит: он отведён под закупку оборудования и расходных материалов, оформление статуса самозанятого и подготовку рекламных размещений на Авито. С июня начинается основная операционная деятельность. Летние месяцы (июнь–август) формируют ровное плато из 8–14 заказов в месяц — преимущественно генеральные уборки и работы после ремонта. Осенью спрос растёт: в этот период массово сдаются новостройки, а ноябрь и декабрь традиционно дают предновогодний пик генеральных уборок. Январь — самый слабый месяц года: длительные праздники снижают активность до 3 заказов. С февраля рынок постепенно оживает, а март–апрель приносят весенний всплеск, связанный с мойкой окон после зимы и подготовкой жилья к дачному сезону.</w:t>
+        <w:t xml:space="preserve">Первый месяц (май) выручки не даёт — он уходит на закупку оборудования, оформление самозанятости и запуск рекламы на Авито. С июня начинается основная работа: летом стабильное плато 8–14 заказов в месяц, осенью спрос растёт за счёт сдачи новостроек, в ноябре–декабре — предновогодний пик. Январь традиционно слабый, с февраля рынок оживает, а в марте–апреле наступает весенний всплеск (мойка окон, генеральные перед дачным сезоном).</w:t>
       </w:r>
     </w:p>
     <w:p>
@@ -22640,7 +22508,7 @@
           <w:sz w:val="28"/>
           <w:szCs w:val="28"/>
         </w:rPr>
-        <w:t xml:space="preserve">Расходная часть первого месяца составляет 369 000 руб. и связана с закупкой оборудования и стартового запаса профессиональной химии. Эта сумма полностью закрывается средствами социального контракта (350 000 руб.) и собственными вложениями (19 000 руб.), кассовый разрыв при старте отсутствует. Начиная со второго месяца расходы носят преимущественно переменный характер: затраты на химию и расходные материалы, а также транспортные расходы пропорциональны количеству выполненных заказов. Налог НПД по ставке 4% уплачивается по факту полученной выручки. Расходы на рекламу зависят от сезона: летом достаточно базового продвижения (около 1 500 руб.), в предсезонье и в предновогодний период объём продвижения увеличивается до 4 500 руб.</w:t>
+        <w:t xml:space="preserve">В первом месяце расходы — 369 000 руб. (закупка оборудования и стартовой химии). Они полностью покрываются средствами соцконтракта (350 000 руб.) и собственными вложениями (19 000 руб.), кассового разрыва нет. Со второго месяца расходы переменные: химия и транспорт зависят от количества заказов, налог НПД 4% уплачивается с выручки, реклама на Авито — от 1 500 до 4 500 руб. в зависимости от сезона.</w:t>
       </w:r>
     </w:p>
     <w:p>
@@ -23598,7 +23466,7 @@
                 <w:sz w:val="28"/>
                 <w:szCs w:val="28"/>
               </w:rPr>
-              <w:t xml:space="preserve">Высокая</w:t>
+              <w:t xml:space="preserve">Средняя</w:t>
             </w:r>
           </w:p>
         </w:tc>
@@ -23946,7 +23814,7 @@
           <w:sz w:val="28"/>
           <w:szCs w:val="28"/>
         </w:rPr>
-        <w:t xml:space="preserve">7. Приложение. Требуемое оборудование; конкуренты и цены</w:t>
+        <w:t xml:space="preserve">7. Приложение</w:t>
       </w:r>
     </w:p>
     <w:p>

--- a/Бизнес план Солодухин Арсений Романович.docx
+++ b/Бизнес план Солодухин Арсений Романович.docx
@@ -1743,7 +1743,7 @@
           <w:sz w:val="28"/>
           <w:szCs w:val="28"/>
         </w:rPr>
-        <w:t xml:space="preserve">2.1 Направление деятельности — оказание услуг профессиональной уборки помещений для физических и юридических лиц в г. Рязани и Рязанской области. Все работы выполняются с выездом к заказчику. Парк инструмента включает моющий экстрактор для глубокой чистки, парогенератор, промышленный пылесос для сухой и влажной уборки, а также специализированную бытовую химию, подбираемую под тип поверхности и характер загрязнения.</w:t>
+        <w:t xml:space="preserve">2.1 Краткое описание бизнеса по проекту: Организация мобильной службы профессиональной уборки квартир, частных домов и коммерческих помещений на территории г. Рязани и Рязанской области. Деятельность направлена на оказание широкого спектра клининговых услуг с применением профессионального оборудования и сертифицированной химии: генеральная уборка, уборка после ремонта, регулярная поддерживающая уборка квартир и небольших офисов, мытьё окон и оконных блоков (включая безразводную мойку), химчистка мягкой мебели, ковров и текстильных покрытий, дезодорирование помещений с помощью озонатора. Все работы выполняются с выездом к заказчику в согласованное время. Парк инструмента включает моющий экстрактор для глубокой чистки тканей и ковров, парогенератор для удаления стойких загрязнений и работы после ремонта, промышленный пылесос для сухой и влажной уборки, профессиональный комплект для мытья окон и набор специализированной химии под разные типы поверхностей. Такой комплект позволяет выполнять задачи, недоступные исполнителям с бытовым инвентарём, и обеспечивать качество, сопоставимое с крупными клининговыми компаниями, при заметно меньшей итоговой цене за счёт работы в режиме самозанятого без офисных накладных расходов.</w:t>
       </w:r>
     </w:p>
     <w:p>
@@ -2425,7 +2425,7 @@
           <w:szCs w:val="28"/>
           <w:lang w:val="en-US"/>
         </w:rPr>
-        <w:t xml:space="preserve">2.2 Целевая аудитория проекта объединяет два основных сегмента. Базовый сегмент — частные клиенты: владельцы квартир в новостройках, заказывающие уборку после ремонта; собственники жилья на вторичном рынке, обращающиеся за генеральной и регулярной уборкой; а также семьи с детьми, для которых важна безопасная профессиональная химия и качественная чистка мягкой мебели и ковров. Дополнительный сегмент — небольшие коммерческие помещения (офисы, магазины и салоны), заинтересованные в регулярной уборке по договору. Со временем планируется наращивание доли постоянных клиентов на поддерживающей уборке.</w:t>
+        <w:t xml:space="preserve">2.2 Целевая аудитория: проект ориентирован на два основных сегмента. Базовый сегмент — частные клиенты: владельцы квартир в новостройках, заказывающие уборку после ремонта; собственники жилья на вторичном рынке, обращающиеся за генеральной и регулярной уборкой; а также семьи с детьми, для которых важна безопасная профессиональная химия и качественная чистка мягкой мебели и ковров. Дополнительный сегмент — небольшие коммерческие помещения (офисы, магазины и салоны), заинтересованные в регулярной уборке по договору. Со временем планируется наращивание доли постоянных клиентов на поддерживающей уборке.</w:t>
       </w:r>
     </w:p>
     <w:p>
@@ -2443,7 +2443,7 @@
           <w:sz w:val="28"/>
           <w:szCs w:val="28"/>
         </w:rPr>
-        <w:t xml:space="preserve">2.3. Конкурентная среда, конкурентная позиция бизнеса.</w:t>
+        <w:t xml:space="preserve">2.3. Конкурентная среда, конкурентная позиция бизнеса:</w:t>
       </w:r>
     </w:p>
     <w:p>
@@ -2638,7 +2638,7 @@
           <w:sz w:val="28"/>
           <w:szCs w:val="28"/>
         </w:rPr>
-        <w:t xml:space="preserve">3.1. Режим работы: с 09:00 до 20:00 без выходных. Выезд на объекты осуществляется по предварительной договорённости с заказчиком.</w:t>
+        <w:t xml:space="preserve">3.1. Планируемый график работы — с 09:00 до 21:00 без выходных. Выезд на объекты осуществляется по предварительной договорённости с заказчиком.</w:t>
       </w:r>
     </w:p>
     <w:p>
@@ -2656,7 +2656,7 @@
           <w:sz w:val="28"/>
           <w:szCs w:val="28"/>
         </w:rPr>
-        <w:t xml:space="preserve">3.2. Штатное расписание: дополнительные сотрудники не требуются.</w:t>
+        <w:t xml:space="preserve">3.2. Штатное расписание дополнительные сотрудники не требуются.</w:t>
       </w:r>
     </w:p>
     <w:p>

--- a/Бизнес план Солодухин Арсений Романович.docx
+++ b/Бизнес план Солодухин Арсений Романович.docx
@@ -1076,7 +1076,7 @@
           <w:sz w:val="28"/>
           <w:szCs w:val="28"/>
         </w:rPr>
-        <w:t xml:space="preserve">1.8. Общий стаж работы, трудовая деятельность в течение последних 3 лет: имел опыт работы в крупных логистических компаниях ООО «РВБ», ООО «Вайлдберриз», ООО «ТТМ Центр» (работа на складских комплексах). В настоящее время официально не трудоустроен.</w:t>
+        <w:t xml:space="preserve">1.8. Общий стаж работы, трудовая деятельность в течение последних 3 лет: имел опыт работы в крупных логистических компаниях ООО «РВБ», ООО «Вайлдберриз», ООО «ТТМ Центр» (работа на складских комплексах). Параллельно с работой на складах в свободное время и выходные дни более 2 лет неофициально подрабатывал в составе клининговых бригад на объектах в г. Рязани, что позволило получить практический опыт по выбранному направлению. В настоящее время официально не трудоустроен.</w:t>
       </w:r>
     </w:p>
     <w:p>
@@ -1494,7 +1494,7 @@
                 <w:sz w:val="28"/>
                 <w:szCs w:val="28"/>
               </w:rPr>
-              <w:t xml:space="preserve">620 150 руб.</w:t>
+              <w:t xml:space="preserve">615 151 руб.</w:t>
             </w:r>
           </w:p>
         </w:tc>
@@ -1546,7 +1546,7 @@
                 <w:sz w:val="28"/>
                 <w:szCs w:val="28"/>
               </w:rPr>
-              <w:t xml:space="preserve">267 350 руб.</w:t>
+              <w:t xml:space="preserve">272 349 руб.</w:t>
             </w:r>
           </w:p>
         </w:tc>
@@ -1650,7 +1650,7 @@
                 <w:sz w:val="28"/>
                 <w:szCs w:val="28"/>
               </w:rPr>
-              <w:t xml:space="preserve">43,1%</w:t>
+              <w:t xml:space="preserve">44,3%</w:t>
             </w:r>
           </w:p>
         </w:tc>
@@ -2944,7 +2944,7 @@
                 <w:sz w:val="28"/>
                 <w:szCs w:val="28"/>
               </w:rPr>
-              <w:t xml:space="preserve">19 000</w:t>
+              <w:t xml:space="preserve">14 001</w:t>
             </w:r>
           </w:p>
         </w:tc>
@@ -3138,7 +3138,7 @@
                 <w:sz w:val="28"/>
                 <w:szCs w:val="28"/>
               </w:rPr>
-              <w:t xml:space="preserve">369 000</w:t>
+              <w:t xml:space="preserve">364 001</w:t>
             </w:r>
           </w:p>
         </w:tc>
@@ -5103,7 +5103,7 @@
                 <w:sz w:val="28"/>
                 <w:szCs w:val="28"/>
               </w:rPr>
-              <w:t xml:space="preserve">Средства соцконтракта, собственные средства</w:t>
+              <w:t xml:space="preserve">Средства соцконтракта</w:t>
             </w:r>
           </w:p>
         </w:tc>
@@ -5317,7 +5317,7 @@
                 <w:sz w:val="28"/>
                 <w:szCs w:val="28"/>
               </w:rPr>
-              <w:t xml:space="preserve">Собственные средства</w:t>
+              <w:t xml:space="preserve">Средства соцконтракта, собственные средства</w:t>
             </w:r>
           </w:p>
         </w:tc>
@@ -6654,7 +6654,7 @@
               <w:rPr>
                 <w:b/>
               </w:rPr>
-              <w:t xml:space="preserve">369 000</w:t>
+              <w:t xml:space="preserve">364 001</w:t>
             </w:r>
           </w:p>
         </w:tc>
@@ -16339,7 +16339,7 @@
               </w:rPr>
             </w:pPr>
             <w:r>
-              <w:t xml:space="preserve">369 000</w:t>
+              <w:t xml:space="preserve">364 001</w:t>
             </w:r>
           </w:p>
         </w:tc>
@@ -16657,7 +16657,7 @@
               <w:rPr>
                 <w:b/>
               </w:rPr>
-              <w:t xml:space="preserve">620 150</w:t>
+              <w:t xml:space="preserve">615 151</w:t>
             </w:r>
           </w:p>
         </w:tc>
@@ -16753,7 +16753,7 @@
               </w:rPr>
             </w:pPr>
             <w:r>
-              <w:t xml:space="preserve">369 000</w:t>
+              <w:t xml:space="preserve">364 001</w:t>
             </w:r>
           </w:p>
         </w:tc>
@@ -17067,7 +17067,7 @@
             <w:r>
               <w:rPr/>
               <w:rPr/>
-              <w:t xml:space="preserve">369 000</w:t>
+              <w:t xml:space="preserve">364 001</w:t>
             </w:r>
           </w:p>
         </w:tc>
@@ -20042,7 +20042,7 @@
               </w:rPr>
             </w:pPr>
             <w:r>
-              <w:t xml:space="preserve">-369 000</w:t>
+              <w:t xml:space="preserve">-364 001</w:t>
             </w:r>
           </w:p>
         </w:tc>
@@ -20360,7 +20360,7 @@
               <w:rPr>
                 <w:b/>
               </w:rPr>
-              <w:t xml:space="preserve">267 350</w:t>
+              <w:t xml:space="preserve">272 349</w:t>
             </w:r>
           </w:p>
         </w:tc>
@@ -21644,7 +21644,7 @@
               <w:rPr>
                 <w:b/>
               </w:rPr>
-              <w:t xml:space="preserve">43,1%</w:t>
+              <w:t xml:space="preserve">44,3%</w:t>
             </w:r>
           </w:p>
         </w:tc>
@@ -22154,7 +22154,7 @@
               </w:rPr>
             </w:pPr>
             <w:r>
-              <w:t xml:space="preserve">19 000</w:t>
+              <w:t xml:space="preserve">14 001</w:t>
             </w:r>
           </w:p>
         </w:tc>
@@ -22468,7 +22468,7 @@
             <w:r>
               <w:rPr/>
               <w:rPr/>
-              <w:t xml:space="preserve">19 000</w:t>
+              <w:t xml:space="preserve">14 001</w:t>
             </w:r>
           </w:p>
         </w:tc>
@@ -22508,7 +22508,7 @@
           <w:sz w:val="28"/>
           <w:szCs w:val="28"/>
         </w:rPr>
-        <w:t xml:space="preserve">В первом месяце расходы — 369 000 руб. (закупка оборудования и стартовой химии). Они полностью покрываются средствами соцконтракта (350 000 руб.) и собственными вложениями (19 000 руб.), кассового разрыва нет. Со второго месяца расходы переменные: химия и транспорт зависят от количества заказов, налог НПД 4% уплачивается с выручки, реклама на Авито — от 1 500 до 4 500 руб. в зависимости от сезона.</w:t>
+        <w:t xml:space="preserve">В первом месяце расходы — 364 001 руб. (закупка оборудования и стартовой химии). Они полностью покрываются средствами соцконтракта (350 000 руб.) и собственными вложениями (14 001 руб.), кассового разрыва нет. Со второго месяца расходы переменные: химия и транспорт зависят от количества заказов, налог НПД 4% уплачивается с выручки, реклама на Авито — от 1 500 до 4 500 руб. в зависимости от сезона.</w:t>
       </w:r>
     </w:p>
     <w:p>
@@ -22888,7 +22888,7 @@
                 <w:sz w:val="28"/>
                 <w:szCs w:val="28"/>
               </w:rPr>
-              <w:t xml:space="preserve">620 150 руб.</w:t>
+              <w:t xml:space="preserve">615 151 руб.</w:t>
             </w:r>
           </w:p>
         </w:tc>
@@ -22994,7 +22994,7 @@
                 <w:sz w:val="28"/>
                 <w:szCs w:val="28"/>
               </w:rPr>
-              <w:t xml:space="preserve">267 350 руб.</w:t>
+              <w:t xml:space="preserve">272 349 руб.</w:t>
             </w:r>
           </w:p>
         </w:tc>
@@ -23100,7 +23100,7 @@
                 <w:sz w:val="28"/>
                 <w:szCs w:val="28"/>
               </w:rPr>
-              <w:t xml:space="preserve">43,1%</w:t>
+              <w:t xml:space="preserve">44,3%</w:t>
             </w:r>
           </w:p>
         </w:tc>

--- a/Бизнес план Солодухин Арсений Романович.docx
+++ b/Бизнес план Солодухин Арсений Романович.docx
@@ -23340,7 +23340,7 @@
                 <w:sz w:val="28"/>
                 <w:szCs w:val="28"/>
               </w:rPr>
-              <w:t xml:space="preserve">Поддерживать пакет «эконом-уборка» с минимальной комплектацией работ.</w:t>
+              <w:t xml:space="preserve">Формирование линейки тарифов с базовым пакетом по сниженной цене и индивидуальный подбор объёма работ под бюджет клиента.</w:t>
             </w:r>
           </w:p>
         </w:tc>
@@ -23411,7 +23411,7 @@
                 <w:sz w:val="28"/>
                 <w:szCs w:val="28"/>
               </w:rPr>
-              <w:t xml:space="preserve">Соблюдать санитарные нормы при работе в помещении заказчика.</w:t>
+              <w:t xml:space="preserve">Использование средств индивидуальной защиты и соблюдение санитарно-гигиенических требований при работе на объекте.</w:t>
             </w:r>
           </w:p>
         </w:tc>
@@ -23489,7 +23489,7 @@
                 <w:sz w:val="28"/>
                 <w:szCs w:val="28"/>
               </w:rPr>
-              <w:t xml:space="preserve">Зимой переключаться на B2B-сегмент и поддерживающую уборку.</w:t>
+              <w:t xml:space="preserve">В период низкого сезона расширение работы с корпоративным сегментом (офисы, магазины) и привлечение постоянных клиентов на регулярную уборку по договору.</w:t>
             </w:r>
           </w:p>
         </w:tc>
@@ -23560,7 +23560,7 @@
                 <w:sz w:val="28"/>
                 <w:szCs w:val="28"/>
               </w:rPr>
-              <w:t xml:space="preserve">Заключать договор с фотоотчётом по каждому этапу работ.</w:t>
+              <w:t xml:space="preserve">Согласование объёма и порядка работ перед выездом, фиксация результата фотоотчётом «до/после» и работа по официальному договору.</w:t>
             </w:r>
           </w:p>
         </w:tc>
@@ -23632,7 +23632,7 @@
                 <w:sz w:val="28"/>
                 <w:szCs w:val="28"/>
               </w:rPr>
-              <w:t xml:space="preserve">Вести здоровый образ жизни и поддерживать резервный фонд.</w:t>
+              <w:t xml:space="preserve">Соблюдение режима труда и отдыха, наличие финансового резерва на 1–2 месяца простоя для покрытия обязательных расходов.</w:t>
             </w:r>
           </w:p>
         </w:tc>
@@ -23706,7 +23706,7 @@
                 <w:sz w:val="28"/>
                 <w:szCs w:val="28"/>
               </w:rPr>
-              <w:t xml:space="preserve">Удерживать рейтинг 4,9+ на Авито за счёт качества и фотоотчётов.</w:t>
+              <w:t xml:space="preserve">Поддержание высокого рейтинга на Авито (4,9+) за счёт стабильного качества, оперативных ответов клиентам и публикации реальных кейсов выполненных работ.</w:t>
             </w:r>
           </w:p>
         </w:tc>
@@ -23780,7 +23780,7 @@
                 <w:sz w:val="28"/>
                 <w:szCs w:val="28"/>
               </w:rPr>
-              <w:t xml:space="preserve">Иметь резервный комплект ключевого инструмента.</w:t>
+              <w:t xml:space="preserve">Плановое техническое обслуживание основного инструмента, наличие дублирующего комплекта ключевого инвентаря и аккуратная транспортировка.</w:t>
             </w:r>
           </w:p>
         </w:tc>

--- a/Бизнес план Солодухин Арсений Романович.docx
+++ b/Бизнес план Солодухин Арсений Романович.docx
@@ -23340,7 +23340,7 @@
                 <w:sz w:val="28"/>
                 <w:szCs w:val="28"/>
               </w:rPr>
-              <w:t xml:space="preserve">Формирование линейки тарифов с базовым пакетом по сниженной цене и индивидуальный подбор объёма работ под бюджет клиента.</w:t>
+              <w:t xml:space="preserve">Предложение базового пакета уборки по доступной цене и подбор объёма работ под бюджет клиента.</w:t>
             </w:r>
           </w:p>
         </w:tc>
@@ -23411,7 +23411,7 @@
                 <w:sz w:val="28"/>
                 <w:szCs w:val="28"/>
               </w:rPr>
-              <w:t xml:space="preserve">Использование средств индивидуальной защиты и соблюдение санитарно-гигиенических требований при работе на объекте.</w:t>
+              <w:t xml:space="preserve">Использование средств индивидуальной защиты и соблюдение санитарных норм на объекте.</w:t>
             </w:r>
           </w:p>
         </w:tc>
@@ -23489,7 +23489,7 @@
                 <w:sz w:val="28"/>
                 <w:szCs w:val="28"/>
               </w:rPr>
-              <w:t xml:space="preserve">В период низкого сезона расширение работы с корпоративным сегментом (офисы, магазины) и привлечение постоянных клиентов на регулярную уборку по договору.</w:t>
+              <w:t xml:space="preserve">В межсезонье работа с офисами и магазинами на регулярной уборке по договору.</w:t>
             </w:r>
           </w:p>
         </w:tc>
@@ -23560,7 +23560,7 @@
                 <w:sz w:val="28"/>
                 <w:szCs w:val="28"/>
               </w:rPr>
-              <w:t xml:space="preserve">Согласование объёма и порядка работ перед выездом, фиксация результата фотоотчётом «до/после» и работа по официальному договору.</w:t>
+              <w:t xml:space="preserve">Согласование объёма работ перед выездом и фотоотчёт после уборки.</w:t>
             </w:r>
           </w:p>
         </w:tc>
@@ -23632,7 +23632,7 @@
                 <w:sz w:val="28"/>
                 <w:szCs w:val="28"/>
               </w:rPr>
-              <w:t xml:space="preserve">Соблюдение режима труда и отдыха, наличие финансового резерва на 1–2 месяца простоя для покрытия обязательных расходов.</w:t>
+              <w:t xml:space="preserve">Стараюсь вести здоровый образ жизни.</w:t>
             </w:r>
           </w:p>
         </w:tc>
@@ -23706,7 +23706,7 @@
                 <w:sz w:val="28"/>
                 <w:szCs w:val="28"/>
               </w:rPr>
-              <w:t xml:space="preserve">Поддержание высокого рейтинга на Авито (4,9+) за счёт стабильного качества, оперативных ответов клиентам и публикации реальных кейсов выполненных работ.</w:t>
+              <w:t xml:space="preserve">Стремиться качественно выполнять работу и удерживать постоянных клиентов.</w:t>
             </w:r>
           </w:p>
         </w:tc>
@@ -23780,7 +23780,7 @@
                 <w:sz w:val="28"/>
                 <w:szCs w:val="28"/>
               </w:rPr>
-              <w:t xml:space="preserve">Плановое техническое обслуживание основного инструмента, наличие дублирующего комплекта ключевого инвентаря и аккуратная транспортировка.</w:t>
+              <w:t xml:space="preserve">Регулярный уход за оборудованием и аккуратная транспортировка, наличие резервного инвентаря.</w:t>
             </w:r>
           </w:p>
         </w:tc>
